--- a/docs/offre-vtc-6000-vehicules-2026-06-03.docx
+++ b/docs/offre-vtc-6000-vehicules-2026-06-03.docx
@@ -331,7 +331,7 @@
         <w:t xml:space="preserve"> </w:t>
       </w:r>
       <w:r>
-        <w:t xml:space="preserve">inclut intégralement Flotte Pro et y ajoute la couche urgence (SLA 3 h chrono Abidjan, J+1 garanti hors Abidjan, ligne WhatsApp dédiée, concierge dépannage).</w:t>
+        <w:t xml:space="preserve">inclut intégralement Flotte Pro et y ajoute la couche urgence (livraison express 3 h / 6 h max à Abidjan, livraison prioritaire hors Abidjan, ligne WhatsApp dédiée, concierge dépannage).</w:t>
       </w:r>
     </w:p>
     <w:p>
@@ -793,13 +793,13 @@
           <w:b/>
           <w:bCs/>
         </w:rPr>
-        <w:t xml:space="preserve">Livraison 3 h chrono à Abidjan</w:t>
-      </w:r>
-      <w:r>
-        <w:t xml:space="preserve"> </w:t>
-      </w:r>
-      <w:r>
-        <w:t xml:space="preserve">garantie quand la pièce est en stock chez un partenaire</w:t>
+        <w:t xml:space="preserve">Livraison express à Abidjan : 3 heures, 6 heures maximum</w:t>
+      </w:r>
+      <w:r>
+        <w:t xml:space="preserve"> </w:t>
+      </w:r>
+      <w:r>
+        <w:t xml:space="preserve">quand la pièce est en stock chez un partenaire</w:t>
       </w:r>
     </w:p>
     <w:p>
@@ -815,35 +815,13 @@
           <w:b/>
           <w:bCs/>
         </w:rPr>
-        <w:t xml:space="preserve">Livraison J+1 garantie hors Abidjan</w:t>
-      </w:r>
-      <w:r>
-        <w:t xml:space="preserve"> </w:t>
-      </w:r>
-      <w:r>
-        <w:t xml:space="preserve">(San-Pédro, Bouaké, Yamoussoukro, Korhogo) vs J+2/J+3 standard</w:t>
-      </w:r>
-    </w:p>
-    <w:p>
-      <w:pPr>
-        <w:pStyle w:val="Compact"/>
-        <w:numPr>
-          <w:ilvl w:val="0"/>
-          <w:numId w:val="1003"/>
-        </w:numPr>
-      </w:pPr>
-      <w:r>
-        <w:rPr>
-          <w:b/>
-          <w:bCs/>
-        </w:rPr>
-        <w:t xml:space="preserve">SLA monétisé</w:t>
-      </w:r>
-      <w:r>
-        <w:t xml:space="preserve"> </w:t>
-      </w:r>
-      <w:r>
-        <w:t xml:space="preserve">: remboursement intégral des frais + 5 000 F de crédit par breach</w:t>
+        <w:t xml:space="preserve">Livraison prioritaire hors Abidjan</w:t>
+      </w:r>
+      <w:r>
+        <w:t xml:space="preserve"> </w:t>
+      </w:r>
+      <w:r>
+        <w:t xml:space="preserve">(San-Pédro, Bouaké, Yamoussoukro, Korhogo), plus rapide que le standard</w:t>
       </w:r>
     </w:p>
     <w:p>
@@ -1124,13 +1102,13 @@
     </w:p>
     <w:bookmarkEnd w:id="26"/>
     <w:bookmarkEnd w:id="27"/>
-    <w:bookmarkStart w:id="30" w:name="X979e0091f43d5b7553da9fcd223890a6ebc986c"/>
+    <w:bookmarkStart w:id="30" w:name="Xfa1c9b16fb8a169cf4d652fdd737e56450bacea"/>
     <w:p>
       <w:pPr>
         <w:pStyle w:val="Heading2"/>
       </w:pPr>
       <w:r>
-        <w:t xml:space="preserve">4. Engagements de service (SLA)</w:t>
+        <w:t xml:space="preserve">4. Engagements de service</w:t>
       </w:r>
     </w:p>
     <w:bookmarkStart w:id="28" w:name="flotte-pro"/>
@@ -1346,7 +1324,7 @@
                 <w:b/>
                 <w:bCs/>
               </w:rPr>
-              <w:t xml:space="preserve">3 h chrono</w:t>
+              <w:t xml:space="preserve">3 h, 6 h maximum</w:t>
             </w:r>
             <w:r>
               <w:t xml:space="preserve"> </w:t>
@@ -1365,7 +1343,7 @@
               <w:pStyle w:val="Compact"/>
             </w:pPr>
             <w:r>
-              <w:t xml:space="preserve">Livraison J+1 hors Abidjan</w:t>
+              <w:t xml:space="preserve">Livraison hors Abidjan</w:t>
             </w:r>
           </w:p>
         </w:tc>
@@ -1376,17 +1354,7 @@
               <w:pStyle w:val="Compact"/>
             </w:pPr>
             <w:r>
-              <w:rPr>
-                <w:b/>
-                <w:bCs/>
-              </w:rPr>
-              <w:t xml:space="preserve">J+1 ouvré</w:t>
-            </w:r>
-            <w:r>
-              <w:t xml:space="preserve"> </w:t>
-            </w:r>
-            <w:r>
-              <w:t xml:space="preserve">sur 4 villes pilotes, extension trimestrielle</w:t>
+              <w:t xml:space="preserve">Prioritaire sur 4 villes pilotes, extension trimestrielle</w:t>
             </w:r>
           </w:p>
         </w:tc>
@@ -1439,34 +1407,6 @@
           </w:p>
         </w:tc>
       </w:tr>
-      <w:tr>
-        <w:tc>
-          <w:tcPr/>
-          <w:p>
-            <w:pPr>
-              <w:pStyle w:val="Compact"/>
-            </w:pPr>
-            <w:r>
-              <w:rPr>
-                <w:b/>
-                <w:bCs/>
-              </w:rPr>
-              <w:t xml:space="preserve">Pénalité SLA breach</w:t>
-            </w:r>
-          </w:p>
-        </w:tc>
-        <w:tc>
-          <w:tcPr/>
-          <w:p>
-            <w:pPr>
-              <w:pStyle w:val="Compact"/>
-            </w:pPr>
-            <w:r>
-              <w:t xml:space="preserve">Remboursement intégral des frais de livraison + 5 000 F de crédit</w:t>
-            </w:r>
-          </w:p>
-        </w:tc>
-      </w:tr>
     </w:tbl>
     <w:p>
       <w:r>
@@ -1919,7 +1859,7 @@
         <w:t xml:space="preserve"> </w:t>
       </w:r>
       <w:r>
-        <w:t xml:space="preserve">pour bénéficier du SLA 3 h chrono — soit un mix à environ 350–400 M FCFA/an, avec un ROI confortable sur les trois dimensions (économie pièces + recette + économie immobilisation).</w:t>
+        <w:t xml:space="preserve">pour bénéficier de la livraison express 3 h (6 h max) — soit un mix à environ 350–400 M FCFA/an, avec un ROI confortable sur les trois dimensions (économie pièces + recette + économie immobilisation).</w:t>
       </w:r>
     </w:p>
     <w:p>

--- a/docs/offre-vtc-6000-vehicules-2026-06-03.docx
+++ b/docs/offre-vtc-6000-vehicules-2026-06-03.docx
@@ -2,7 +2,7 @@
 <file path=word/document.xml><?xml version="1.0" encoding="utf-8"?>
 <w:document xmlns:w="http://schemas.openxmlformats.org/wordprocessingml/2006/main" xmlns:m="http://schemas.openxmlformats.org/officeDocument/2006/math" xmlns:r="http://schemas.openxmlformats.org/officeDocument/2006/relationships" xmlns:o="urn:schemas-microsoft-com:office:office" xmlns:v="urn:schemas-microsoft-com:vml" xmlns:w10="urn:schemas-microsoft-com:office:word" xmlns:a="http://schemas.openxmlformats.org/drawingml/2006/main" xmlns:pic="http://schemas.openxmlformats.org/drawingml/2006/picture" xmlns:wp="http://schemas.openxmlformats.org/drawingml/2006/wordprocessingDrawing">
   <w:body>
-    <w:bookmarkStart w:id="41" w:name="Xe62ca4a1df996ee7b415ebd8f33a0300219d887"/>
+    <w:bookmarkStart w:id="30" w:name="Xe62ca4a1df996ee7b415ebd8f33a0300219d887"/>
     <w:p>
       <w:pPr>
         <w:pStyle w:val="Heading1"/>
@@ -67,7 +67,7 @@
         </w:pict>
       </w:r>
     </w:p>
-    <w:bookmarkStart w:id="20" w:name="Xf1bebadfc39ae7f592f5be040b0e780addd0f9d"/>
+    <w:bookmarkStart w:id="9" w:name="Xf1bebadfc39ae7f592f5be040b0e780addd0f9d"/>
     <w:p>
       <w:pPr>
         <w:pStyle w:val="Heading2"/>
@@ -389,8 +389,8 @@
         </w:pict>
       </w:r>
     </w:p>
-    <w:bookmarkEnd w:id="20"/>
-    <w:bookmarkStart w:id="23" w:name="X41205badc3a7b23791db7f49e7edbc863d464e1"/>
+    <w:bookmarkEnd w:id="9"/>
+    <w:bookmarkStart w:id="12" w:name="X41205badc3a7b23791db7f49e7edbc863d464e1"/>
     <w:p>
       <w:pPr>
         <w:pStyle w:val="Heading2"/>
@@ -399,7 +399,7 @@
         <w:t xml:space="preserve">2. Périmètre fonctionnel inclus</w:t>
       </w:r>
     </w:p>
-    <w:bookmarkStart w:id="21" w:name="flotte-pro-300-m-fcfa--an"/>
+    <w:bookmarkStart w:id="10" w:name="flotte-pro-300-m-fcfa--an"/>
     <w:p>
       <w:pPr>
         <w:pStyle w:val="Heading3"/>
@@ -770,8 +770,8 @@
         <w:t xml:space="preserve">Revue trimestrielle de flotte (30 min) avec Liaison Pièces</w:t>
       </w:r>
     </w:p>
-    <w:bookmarkEnd w:id="21"/>
-    <w:bookmarkStart w:id="22" w:name="X281ec84328788a431b5f760f4773465272ea242"/>
+    <w:bookmarkEnd w:id="10"/>
+    <w:bookmarkStart w:id="11" w:name="X281ec84328788a431b5f760f4773465272ea242"/>
     <w:p>
       <w:pPr>
         <w:pStyle w:val="Heading3"/>
@@ -906,9 +906,9 @@
         </w:pict>
       </w:r>
     </w:p>
-    <w:bookmarkEnd w:id="22"/>
-    <w:bookmarkEnd w:id="23"/>
-    <w:bookmarkStart w:id="27" w:name="X14fd05c05e744338b6a491ba4214e3db9be1386"/>
+    <w:bookmarkEnd w:id="11"/>
+    <w:bookmarkEnd w:id="12"/>
+    <w:bookmarkStart w:id="16" w:name="X14fd05c05e744338b6a491ba4214e3db9be1386"/>
     <w:p>
       <w:pPr>
         <w:pStyle w:val="Heading2"/>
@@ -917,7 +917,7 @@
         <w:t xml:space="preserve">3. Modalités de paiement et de facturation</w:t>
       </w:r>
     </w:p>
-    <w:bookmarkStart w:id="24" w:name="cycle-de-facturation"/>
+    <w:bookmarkStart w:id="13" w:name="cycle-de-facturation"/>
     <w:p>
       <w:pPr>
         <w:pStyle w:val="Heading3"/>
@@ -986,8 +986,8 @@
         <w:t xml:space="preserve">(10 mois facturés au lieu de 12). Recommandé pour la prévisibilité budgétaire et l'optimisation du cashflow.</w:t>
       </w:r>
     </w:p>
-    <w:bookmarkEnd w:id="24"/>
-    <w:bookmarkStart w:id="25" w:name="modes-de-paiement-acceptés"/>
+    <w:bookmarkEnd w:id="13"/>
+    <w:bookmarkStart w:id="14" w:name="modes-de-paiement-acceptés"/>
     <w:p>
       <w:pPr>
         <w:pStyle w:val="Heading3"/>
@@ -1032,8 +1032,8 @@
         <w:t xml:space="preserve">Cartes bancaires entreprise via CinetPay (à la mise en service du paiement automatisé, Q3 2026)</w:t>
       </w:r>
     </w:p>
-    <w:bookmarkEnd w:id="25"/>
-    <w:bookmarkStart w:id="26" w:name="conditions-de-paiement"/>
+    <w:bookmarkEnd w:id="14"/>
+    <w:bookmarkStart w:id="15" w:name="conditions-de-paiement"/>
     <w:p>
       <w:pPr>
         <w:pStyle w:val="Heading3"/>
@@ -1100,9 +1100,9 @@
         </w:pict>
       </w:r>
     </w:p>
-    <w:bookmarkEnd w:id="26"/>
-    <w:bookmarkEnd w:id="27"/>
-    <w:bookmarkStart w:id="30" w:name="Xfa1c9b16fb8a169cf4d652fdd737e56450bacea"/>
+    <w:bookmarkEnd w:id="15"/>
+    <w:bookmarkEnd w:id="16"/>
+    <w:bookmarkStart w:id="19" w:name="Xfa1c9b16fb8a169cf4d652fdd737e56450bacea"/>
     <w:p>
       <w:pPr>
         <w:pStyle w:val="Heading2"/>
@@ -1111,7 +1111,7 @@
         <w:t xml:space="preserve">4. Engagements de service</w:t>
       </w:r>
     </w:p>
-    <w:bookmarkStart w:id="28" w:name="flotte-pro"/>
+    <w:bookmarkStart w:id="17" w:name="flotte-pro"/>
     <w:p>
       <w:pPr>
         <w:pStyle w:val="Heading3"/>
@@ -1254,8 +1254,8 @@
         </w:tc>
       </w:tr>
     </w:tbl>
-    <w:bookmarkEnd w:id="28"/>
-    <w:bookmarkStart w:id="29" w:name="flotte-pro--en-plus"/>
+    <w:bookmarkEnd w:id="17"/>
+    <w:bookmarkStart w:id="18" w:name="flotte-pro--en-plus"/>
     <w:p>
       <w:pPr>
         <w:pStyle w:val="Heading3"/>
@@ -1415,9 +1415,9 @@
         </w:pict>
       </w:r>
     </w:p>
-    <w:bookmarkEnd w:id="29"/>
-    <w:bookmarkEnd w:id="30"/>
-    <w:bookmarkStart w:id="31" w:name="X8c4e5e9c1c0ff0c6abf272e5d0ceb136b09c3f6"/>
+    <w:bookmarkEnd w:id="18"/>
+    <w:bookmarkEnd w:id="19"/>
+    <w:bookmarkStart w:id="20" w:name="X8c4e5e9c1c0ff0c6abf272e5d0ceb136b09c3f6"/>
     <w:p>
       <w:pPr>
         <w:pStyle w:val="Heading2"/>
@@ -1489,8 +1489,8 @@
         </w:pict>
       </w:r>
     </w:p>
-    <w:bookmarkEnd w:id="31"/>
-    <w:bookmarkStart w:id="35" w:name="Xee5dd07076a208332078d5dd8a5e2e94ecbfae1"/>
+    <w:bookmarkEnd w:id="20"/>
+    <w:bookmarkStart w:id="24" w:name="Xee5dd07076a208332078d5dd8a5e2e94ecbfae1"/>
     <w:p>
       <w:pPr>
         <w:pStyle w:val="Heading2"/>
@@ -1499,7 +1499,7 @@
         <w:t xml:space="preserve">6. Mise en service</w:t>
       </w:r>
     </w:p>
-    <w:bookmarkStart w:id="32" w:name="phase-pilote-t0--30-jours"/>
+    <w:bookmarkStart w:id="21" w:name="phase-pilote-t0--30-jours"/>
     <w:p>
       <w:pPr>
         <w:pStyle w:val="Heading3"/>
@@ -1576,8 +1576,8 @@
         <w:t xml:space="preserve">Accompagnement par un Liaison senior + un membre de l'équipe produit Pièces</w:t>
       </w:r>
     </w:p>
-    <w:bookmarkEnd w:id="32"/>
-    <w:bookmarkStart w:id="33" w:name="phase-roll-out-t0--30-à-t0--90-jours"/>
+    <w:bookmarkEnd w:id="21"/>
+    <w:bookmarkStart w:id="22" w:name="phase-roll-out-t0--30-à-t0--90-jours"/>
     <w:p>
       <w:pPr>
         <w:pStyle w:val="Heading3"/>
@@ -1658,8 +1658,8 @@
         <w:t xml:space="preserve">Bascule des chauffeurs sur l'application et saisie de la recette quotidienne dès le premier jour (formation rapide, ~10 min par chauffeur)</w:t>
       </w:r>
     </w:p>
-    <w:bookmarkEnd w:id="33"/>
-    <w:bookmarkStart w:id="34" w:name="Xb0ced382163cee83ab30c3b80b33566607caed7"/>
+    <w:bookmarkEnd w:id="22"/>
+    <w:bookmarkStart w:id="23" w:name="Xb0ced382163cee83ab30c3b80b33566607caed7"/>
     <w:p>
       <w:pPr>
         <w:pStyle w:val="Heading3"/>
@@ -1711,9 +1711,9 @@
         </w:pict>
       </w:r>
     </w:p>
-    <w:bookmarkEnd w:id="34"/>
-    <w:bookmarkEnd w:id="35"/>
-    <w:bookmarkStart w:id="36" w:name="X407c25866bc9357dc37177450b9abeeeadff91d"/>
+    <w:bookmarkEnd w:id="23"/>
+    <w:bookmarkEnd w:id="24"/>
+    <w:bookmarkStart w:id="25" w:name="X407c25866bc9357dc37177450b9abeeeadff91d"/>
     <w:p>
       <w:pPr>
         <w:pStyle w:val="Heading2"/>
@@ -1797,8 +1797,8 @@
         </w:pict>
       </w:r>
     </w:p>
-    <w:bookmarkEnd w:id="36"/>
-    <w:bookmarkStart w:id="37" w:name="Xadb8d9e5dde7d0b2d453665ba72395db9cd303c"/>
+    <w:bookmarkEnd w:id="25"/>
+    <w:bookmarkStart w:id="26" w:name="Xadb8d9e5dde7d0b2d453665ba72395db9cd303c"/>
     <w:p>
       <w:pPr>
         <w:pStyle w:val="Heading2"/>
@@ -1877,8 +1877,8 @@
         </w:pict>
       </w:r>
     </w:p>
-    <w:bookmarkEnd w:id="37"/>
-    <w:bookmarkStart w:id="38" w:name="X04269a78f9844372bccf02515e9d04fef119bb7"/>
+    <w:bookmarkEnd w:id="26"/>
+    <w:bookmarkStart w:id="27" w:name="X04269a78f9844372bccf02515e9d04fef119bb7"/>
     <w:p>
       <w:pPr>
         <w:pStyle w:val="Heading2"/>
@@ -1962,8 +1962,8 @@
         </w:pict>
       </w:r>
     </w:p>
-    <w:bookmarkEnd w:id="38"/>
-    <w:bookmarkStart w:id="40" w:name="X5dd80f53d02925f270703a35b97d600acb1d2bf"/>
+    <w:bookmarkEnd w:id="27"/>
+    <w:bookmarkStart w:id="29" w:name="X5dd80f53d02925f270703a35b97d600acb1d2bf"/>
     <w:p>
       <w:pPr>
         <w:pStyle w:val="Heading2"/>
@@ -1992,7 +1992,7 @@
       <w:r>
         <w:t xml:space="preserve"> </w:t>
       </w:r>
-      <w:hyperlink r:id="rId39">
+      <w:hyperlink r:id="rId28">
         <w:r>
           <w:rPr>
             <w:rStyle w:val="Hyperlink"/>
@@ -2013,9 +2013,13 @@
         <w:t xml:space="preserve">Document confidentiel · diffusion restreinte · ne pas reproduire sans accord écrit de Pièces.ci. Référence interne : PCS-VTC-2026-06-001.</w:t>
       </w:r>
     </w:p>
-    <w:bookmarkEnd w:id="40"/>
-    <w:bookmarkEnd w:id="41"/>
-    <w:sectPr/>
+    <w:bookmarkEnd w:id="29"/>
+    <w:bookmarkEnd w:id="30"/>
+    <w:sectPr>
+      <w:footnotePr>
+        <w:numRestart w:val="eachSect"/>
+      </w:footnotePr>
+    </w:sectPr>
   </w:body>
 </w:document>
 </file>
@@ -2271,10 +2275,10 @@
   <w:docDefaults>
     <w:rPrDefault>
       <w:rPr>
-        <w:rFonts w:asciiTheme="minorHAnsi" w:cstheme="minorBidi" w:eastAsiaTheme="minorHAnsi" w:hAnsiTheme="minorHAnsi"/>
+        <w:rFonts w:asciiTheme="minorHAnsi" w:cstheme="minorBidi" w:eastAsiaTheme="minorEastAsia" w:hAnsiTheme="minorHAnsi"/>
         <w:sz w:val="24"/>
         <w:szCs w:val="24"/>
-        <w:lang w:bidi="ar-SA" w:eastAsia="en-US" w:val="en-US"/>
+        <w:lang w:bidi="ar-SA" w:eastAsia="zh-CN" w:val="en-US"/>
       </w:rPr>
     </w:rPrDefault>
     <w:pPrDefault>
@@ -2326,8 +2330,6 @@
     </w:pPr>
     <w:rPr>
       <w:rFonts w:asciiTheme="majorHAnsi" w:cstheme="majorBidi" w:eastAsiaTheme="majorEastAsia" w:hAnsiTheme="majorHAnsi"/>
-      <w:spacing w:val="-10"/>
-      <w:kern w:val="28"/>
       <w:sz w:val="56"/>
       <w:szCs w:val="56"/>
     </w:rPr>
@@ -2340,8 +2342,6 @@
     <w:rsid w:val="00A10FD9"/>
     <w:rPr>
       <w:rFonts w:asciiTheme="majorHAnsi" w:cstheme="majorBidi" w:eastAsiaTheme="majorEastAsia" w:hAnsiTheme="majorHAnsi"/>
-      <w:spacing w:val="-10"/>
-      <w:kern w:val="28"/>
       <w:sz w:val="56"/>
       <w:szCs w:val="56"/>
     </w:rPr>
@@ -2382,23 +2382,31 @@
   </w:style>
   <w:style w:customStyle="1" w:styleId="Author" w:type="paragraph">
     <w:name w:val="Author"/>
+    <w:basedOn w:val="Title"/>
     <w:next w:val="BodyText"/>
     <w:qFormat/>
     <w:pPr>
       <w:keepNext/>
       <w:keepLines/>
-      <w:jc w:val="center"/>
     </w:pPr>
+    <w:rPr>
+      <w:sz w:val="24"/>
+      <w:szCs w:val="24"/>
+    </w:rPr>
   </w:style>
   <w:style w:styleId="Date" w:type="paragraph">
     <w:name w:val="Date"/>
+    <w:basedOn w:val="Title"/>
     <w:next w:val="BodyText"/>
     <w:qFormat/>
     <w:pPr>
       <w:keepNext/>
       <w:keepLines/>
-      <w:jc w:val="center"/>
     </w:pPr>
+    <w:rPr>
+      <w:sz w:val="24"/>
+      <w:szCs w:val="24"/>
+    </w:rPr>
   </w:style>
   <w:style w:customStyle="1" w:styleId="AbstractTitle" w:type="paragraph">
     <w:name w:val="Abstract Title"/>
@@ -2811,13 +2819,6 @@
       </w:tblCellMar>
     </w:tblPr>
     <w:tblStylePr w:type="firstRow">
-      <w:tblPr>
-        <w:jc w:val="left"/>
-        <w:tblInd w:type="dxa" w:w="0"/>
-      </w:tblPr>
-      <w:trPr>
-        <w:jc w:val="left"/>
-      </w:trPr>
       <w:tcPr>
         <w:tcBorders>
           <w:bottom w:val="single"/>

--- a/docs/offre-vtc-6000-vehicules-2026-06-03.docx
+++ b/docs/offre-vtc-6000-vehicules-2026-06-03.docx
@@ -2,13 +2,13 @@
 <file path=word/document.xml><?xml version="1.0" encoding="utf-8"?>
 <w:document xmlns:w="http://schemas.openxmlformats.org/wordprocessingml/2006/main" xmlns:m="http://schemas.openxmlformats.org/officeDocument/2006/math" xmlns:r="http://schemas.openxmlformats.org/officeDocument/2006/relationships" xmlns:o="urn:schemas-microsoft-com:office:office" xmlns:v="urn:schemas-microsoft-com:vml" xmlns:w10="urn:schemas-microsoft-com:office:word" xmlns:a="http://schemas.openxmlformats.org/drawingml/2006/main" xmlns:pic="http://schemas.openxmlformats.org/drawingml/2006/picture" xmlns:wp="http://schemas.openxmlformats.org/drawingml/2006/wordprocessingDrawing">
   <w:body>
-    <w:bookmarkStart w:id="30" w:name="Xe62ca4a1df996ee7b415ebd8f33a0300219d887"/>
+    <w:bookmarkStart w:id="40" w:name="X624c39c8e667c5f579563853e1351025c21b521"/>
     <w:p>
       <w:pPr>
         <w:pStyle w:val="Heading1"/>
       </w:pPr>
       <w:r>
-        <w:t xml:space="preserve">Offre commerciale — Pièces pour [Nom de l'entreprise VTC]</w:t>
+        <w:t xml:space="preserve">Offre commerciale — Pièces pour [Nom de l’entreprise VTC]</w:t>
       </w:r>
     </w:p>
     <w:p>
@@ -38,7 +38,7 @@
           <w:b/>
           <w:bCs/>
         </w:rPr>
-        <w:t xml:space="preserve">[Nom de l'entreprise VTC]</w:t>
+        <w:t xml:space="preserve">[Nom de l’entreprise VTC]</w:t>
       </w:r>
       <w:r>
         <w:t xml:space="preserve">, exploitant une flotte de</w:t>
@@ -57,7 +57,7 @@
         <w:t xml:space="preserve"> </w:t>
       </w:r>
       <w:r>
-        <w:t xml:space="preserve">en Côte d'Ivoire. Cette offre n'est ni publique ni publiée ; elle vous est remise en main propre dans le cadre de discussions commerciales confidentielles avec Pièces.ci.</w:t>
+        <w:t xml:space="preserve">en Côte d’Ivoire. Cette offre n’est ni publique ni publiée ; elle vous est remise en main propre dans le cadre de discussions commerciales confidentielles avec Pièces.ci.</w:t>
       </w:r>
     </w:p>
     <w:p>
@@ -67,13 +67,13 @@
         </w:pict>
       </w:r>
     </w:p>
-    <w:bookmarkStart w:id="9" w:name="Xf1bebadfc39ae7f592f5be040b0e780addd0f9d"/>
+    <w:bookmarkStart w:id="20" w:name="synthèse-de-loffre"/>
     <w:p>
       <w:pPr>
         <w:pStyle w:val="Heading2"/>
       </w:pPr>
       <w:r>
-        <w:t xml:space="preserve">1. Synthèse de l'offre</w:t>
+        <w:t xml:space="preserve">1. Synthèse de l’offre</w:t>
       </w:r>
     </w:p>
     <w:p>
@@ -81,7 +81,7 @@
         <w:pStyle w:val="FirstParagraph"/>
       </w:pPr>
       <w:r>
-        <w:t xml:space="preserve">Pièces.ci propose à [Nom de l'entreprise VTC]</w:t>
+        <w:t xml:space="preserve">Pièces.ci propose à [Nom de l’entreprise VTC]</w:t>
       </w:r>
       <w:r>
         <w:t xml:space="preserve"> </w:t>
@@ -91,7 +91,7 @@
           <w:b/>
           <w:bCs/>
         </w:rPr>
-        <w:t xml:space="preserve">un contrat d'abonnement plateforme</w:t>
+        <w:t xml:space="preserve">un contrat d’abonnement plateforme</w:t>
       </w:r>
       <w:r>
         <w:t xml:space="preserve"> </w:t>
@@ -103,7 +103,8 @@
     <w:tbl>
       <w:tblPr>
         <w:tblStyle w:val="Table"/>
-        <w:tblW w:type="auto" w:w="0"/>
+        <w:tblW w:type="pct" w:w="5000"/>
+        <w:tblLayout w:type="fixed"/>
         <w:tblLook w:firstRow="1" w:lastRow="0" w:firstColumn="0" w:lastColumn="0" w:noHBand="0" w:noVBand="0" w:val="0020"/>
       </w:tblPr>
       <w:tblGrid>
@@ -168,7 +169,7 @@
               <w:pStyle w:val="Compact"/>
             </w:pPr>
             <w:r>
-              <w:t xml:space="preserve">Total annuel (paiement annuel d'avance)</w:t>
+              <w:t xml:space="preserve">Total annuel (paiement annuel d’avance)</w:t>
             </w:r>
           </w:p>
         </w:tc>
@@ -373,13 +374,13 @@
           <w:b/>
           <w:bCs/>
         </w:rPr>
-        <w:t xml:space="preserve">L'offre n'est pas publique</w:t>
-      </w:r>
-      <w:r>
-        <w:t xml:space="preserve"> </w:t>
-      </w:r>
-      <w:r>
-        <w:t xml:space="preserve">et ne fait l'objet d'aucune publication sur pieces.ci.</w:t>
+        <w:t xml:space="preserve">L’offre n’est pas publique</w:t>
+      </w:r>
+      <w:r>
+        <w:t xml:space="preserve"> </w:t>
+      </w:r>
+      <w:r>
+        <w:t xml:space="preserve">et ne fait l’objet d’aucune publication sur pieces.ci.</w:t>
       </w:r>
     </w:p>
     <w:p>
@@ -389,8 +390,8 @@
         </w:pict>
       </w:r>
     </w:p>
-    <w:bookmarkEnd w:id="9"/>
-    <w:bookmarkStart w:id="12" w:name="X41205badc3a7b23791db7f49e7edbc863d464e1"/>
+    <w:bookmarkEnd w:id="20"/>
+    <w:bookmarkStart w:id="23" w:name="périmètre-fonctionnel-inclus"/>
     <w:p>
       <w:pPr>
         <w:pStyle w:val="Heading2"/>
@@ -399,7 +400,7 @@
         <w:t xml:space="preserve">2. Périmètre fonctionnel inclus</w:t>
       </w:r>
     </w:p>
-    <w:bookmarkStart w:id="10" w:name="flotte-pro-300-m-fcfa--an"/>
+    <w:bookmarkStart w:id="21" w:name="flotte-pro-300-m-fcfa-an"/>
     <w:p>
       <w:pPr>
         <w:pStyle w:val="Heading3"/>
@@ -501,7 +502,7 @@
         </w:numPr>
       </w:pPr>
       <w:r>
-        <w:t xml:space="preserve">Calendrier d'entretien prédictif par véhicule + alertes prédictives multi-canal (WhatsApp, SMS, email)</w:t>
+        <w:t xml:space="preserve">Calendrier d’entretien prédictif par véhicule + alertes prédictives multi-canal (WhatsApp, SMS, email)</w:t>
       </w:r>
     </w:p>
     <w:p>
@@ -770,8 +771,8 @@
         <w:t xml:space="preserve">Revue trimestrielle de flotte (30 min) avec Liaison Pièces</w:t>
       </w:r>
     </w:p>
-    <w:bookmarkEnd w:id="10"/>
-    <w:bookmarkStart w:id="11" w:name="X281ec84328788a431b5f760f4773465272ea242"/>
+    <w:bookmarkEnd w:id="21"/>
+    <w:bookmarkStart w:id="22" w:name="X203b0d46bcde3f1016bf7abaf0585f70b7023d1"/>
     <w:p>
       <w:pPr>
         <w:pStyle w:val="Heading3"/>
@@ -906,9 +907,9 @@
         </w:pict>
       </w:r>
     </w:p>
-    <w:bookmarkEnd w:id="11"/>
-    <w:bookmarkEnd w:id="12"/>
-    <w:bookmarkStart w:id="16" w:name="X14fd05c05e744338b6a491ba4214e3db9be1386"/>
+    <w:bookmarkEnd w:id="22"/>
+    <w:bookmarkEnd w:id="23"/>
+    <w:bookmarkStart w:id="27" w:name="modalités-de-paiement-et-de-facturation"/>
     <w:p>
       <w:pPr>
         <w:pStyle w:val="Heading2"/>
@@ -917,7 +918,7 @@
         <w:t xml:space="preserve">3. Modalités de paiement et de facturation</w:t>
       </w:r>
     </w:p>
-    <w:bookmarkStart w:id="13" w:name="cycle-de-facturation"/>
+    <w:bookmarkStart w:id="24" w:name="cycle-de-facturation"/>
     <w:p>
       <w:pPr>
         <w:pStyle w:val="Heading3"/>
@@ -967,7 +968,7 @@
         <w:t xml:space="preserve"> </w:t>
       </w:r>
       <w:r>
-        <w:t xml:space="preserve">: paiement d'avance,</w:t>
+        <w:t xml:space="preserve">: paiement d’avance,</w:t>
       </w:r>
       <w:r>
         <w:t xml:space="preserve"> </w:t>
@@ -983,11 +984,11 @@
         <w:t xml:space="preserve"> </w:t>
       </w:r>
       <w:r>
-        <w:t xml:space="preserve">(10 mois facturés au lieu de 12). Recommandé pour la prévisibilité budgétaire et l'optimisation du cashflow.</w:t>
-      </w:r>
-    </w:p>
-    <w:bookmarkEnd w:id="13"/>
-    <w:bookmarkStart w:id="14" w:name="modes-de-paiement-acceptés"/>
+        <w:t xml:space="preserve">(10 mois facturés au lieu de 12). Recommandé pour la prévisibilité budgétaire et l’optimisation du cashflow.</w:t>
+      </w:r>
+    </w:p>
+    <w:bookmarkEnd w:id="24"/>
+    <w:bookmarkStart w:id="25" w:name="modes-de-paiement-acceptés"/>
     <w:p>
       <w:pPr>
         <w:pStyle w:val="Heading3"/>
@@ -1032,8 +1033,8 @@
         <w:t xml:space="preserve">Cartes bancaires entreprise via CinetPay (à la mise en service du paiement automatisé, Q3 2026)</w:t>
       </w:r>
     </w:p>
-    <w:bookmarkEnd w:id="14"/>
-    <w:bookmarkStart w:id="15" w:name="conditions-de-paiement"/>
+    <w:bookmarkEnd w:id="25"/>
+    <w:bookmarkStart w:id="26" w:name="conditions-de-paiement"/>
     <w:p>
       <w:pPr>
         <w:pStyle w:val="Heading3"/>
@@ -1063,7 +1064,7 @@
         </w:numPr>
       </w:pPr>
       <w:r>
-        <w:t xml:space="preserve">Annuel : payable à la signature ou à la date d'effet du contrat</w:t>
+        <w:t xml:space="preserve">Annuel : payable à la signature ou à la date d’effet du contrat</w:t>
       </w:r>
     </w:p>
     <w:p>
@@ -1075,7 +1076,7 @@
         </w:numPr>
       </w:pPr>
       <w:r>
-        <w:t xml:space="preserve">En cas d'impayé après 60 jours, l'abonnement passe en statut</w:t>
+        <w:t xml:space="preserve">En cas d’impayé après 60 jours, l’abonnement passe en statut</w:t>
       </w:r>
       <w:r>
         <w:t xml:space="preserve"> </w:t>
@@ -1100,9 +1101,9 @@
         </w:pict>
       </w:r>
     </w:p>
-    <w:bookmarkEnd w:id="15"/>
-    <w:bookmarkEnd w:id="16"/>
-    <w:bookmarkStart w:id="19" w:name="Xfa1c9b16fb8a169cf4d652fdd737e56450bacea"/>
+    <w:bookmarkEnd w:id="26"/>
+    <w:bookmarkEnd w:id="27"/>
+    <w:bookmarkStart w:id="30" w:name="engagements-de-service"/>
     <w:p>
       <w:pPr>
         <w:pStyle w:val="Heading2"/>
@@ -1111,7 +1112,7 @@
         <w:t xml:space="preserve">4. Engagements de service</w:t>
       </w:r>
     </w:p>
-    <w:bookmarkStart w:id="17" w:name="flotte-pro"/>
+    <w:bookmarkStart w:id="28" w:name="flotte-pro"/>
     <w:p>
       <w:pPr>
         <w:pStyle w:val="Heading3"/>
@@ -1123,7 +1124,8 @@
     <w:tbl>
       <w:tblPr>
         <w:tblStyle w:val="Table"/>
-        <w:tblW w:type="auto" w:w="0"/>
+        <w:tblW w:type="pct" w:w="5000"/>
+        <w:tblLayout w:type="fixed"/>
         <w:tblLook w:firstRow="1" w:lastRow="0" w:firstColumn="0" w:lastColumn="0" w:noHBand="0" w:noVBand="0" w:val="0020"/>
       </w:tblPr>
       <w:tblGrid>
@@ -1254,8 +1256,8 @@
         </w:tc>
       </w:tr>
     </w:tbl>
-    <w:bookmarkEnd w:id="17"/>
-    <w:bookmarkStart w:id="18" w:name="flotte-pro--en-plus"/>
+    <w:bookmarkEnd w:id="28"/>
+    <w:bookmarkStart w:id="29" w:name="flotte-pro-en-plus"/>
     <w:p>
       <w:pPr>
         <w:pStyle w:val="Heading3"/>
@@ -1267,7 +1269,8 @@
     <w:tbl>
       <w:tblPr>
         <w:tblStyle w:val="Table"/>
-        <w:tblW w:type="auto" w:w="0"/>
+        <w:tblW w:type="pct" w:w="5000"/>
+        <w:tblLayout w:type="fixed"/>
         <w:tblLook w:firstRow="1" w:lastRow="0" w:firstColumn="0" w:lastColumn="0" w:noHBand="0" w:noVBand="0" w:val="0020"/>
       </w:tblPr>
       <w:tblGrid>
@@ -1415,9 +1418,9 @@
         </w:pict>
       </w:r>
     </w:p>
-    <w:bookmarkEnd w:id="18"/>
-    <w:bookmarkEnd w:id="19"/>
-    <w:bookmarkStart w:id="20" w:name="X8c4e5e9c1c0ff0c6abf272e5d0ceb136b09c3f6"/>
+    <w:bookmarkEnd w:id="29"/>
+    <w:bookmarkEnd w:id="30"/>
+    <w:bookmarkStart w:id="31" w:name="garantie-roi-3-mois"/>
     <w:p>
       <w:pPr>
         <w:pStyle w:val="Heading2"/>
@@ -1435,7 +1438,7 @@
           <w:b/>
           <w:bCs/>
         </w:rPr>
-        <w:t xml:space="preserve">Si à 3 mois d'utilisation effective de Flotte Pro, [Nom de l'entreprise VTC] n'a pas constaté d'économies pièces au moins égales au coût de l'abonnement sur la période, Pièces.ci rembourse la dernière mensualité et le contrat peut être résilié sans pénalité.</w:t>
+        <w:t xml:space="preserve">Si à 3 mois d’utilisation effective de Flotte Pro, [Nom de l’entreprise VTC] n’a pas constaté d’économies pièces au moins égales au coût de l’abonnement sur la période, Pièces.ci rembourse la dernière mensualité et le contrat peut être résilié sans pénalité.</w:t>
       </w:r>
     </w:p>
     <w:p>
@@ -1443,43 +1446,25 @@
         <w:pStyle w:val="BodyText"/>
       </w:pPr>
       <w:r>
-        <w:t xml:space="preserve">Conditions d'application :</w:t>
-      </w:r>
-    </w:p>
-    <w:p>
-      <w:pPr>
-        <w:pStyle w:val="Compact"/>
-        <w:numPr>
-          <w:ilvl w:val="0"/>
-          <w:numId w:val="1007"/>
-        </w:numPr>
-      </w:pPr>
-      <w:r>
-        <w:t xml:space="preserve">L'entreprise doit avoir importé l'intégralité de sa flotte dans Pièces dans les 30 premiers jours.</w:t>
-      </w:r>
-    </w:p>
-    <w:p>
-      <w:pPr>
-        <w:pStyle w:val="Compact"/>
-        <w:numPr>
-          <w:ilvl w:val="0"/>
-          <w:numId w:val="1007"/>
-        </w:numPr>
-      </w:pPr>
-      <w:r>
-        <w:t xml:space="preserve">Les commandes pièces doivent être passées exclusivement via la plateforme Pièces sur la période d'évaluation.</w:t>
-      </w:r>
-    </w:p>
-    <w:p>
-      <w:pPr>
-        <w:pStyle w:val="Compact"/>
-        <w:numPr>
-          <w:ilvl w:val="0"/>
-          <w:numId w:val="1007"/>
-        </w:numPr>
-      </w:pPr>
-      <w:r>
-        <w:t xml:space="preserve">Le calcul d'économies est partagé contradictoirement avec l'équipe Pièces (méthodologie documentée et signée à la mise en service).</w:t>
+        <w:t xml:space="preserve">Conditions d’application :</w:t>
+      </w:r>
+      <w:r>
+        <w:t xml:space="preserve"> </w:t>
+      </w:r>
+      <w:r>
+        <w:t xml:space="preserve">- L’entreprise doit avoir importé l’intégralité de sa flotte dans Pièces dans les 30 premiers jours.</w:t>
+      </w:r>
+      <w:r>
+        <w:t xml:space="preserve"> </w:t>
+      </w:r>
+      <w:r>
+        <w:t xml:space="preserve">- Les commandes pièces doivent être passées exclusivement via la plateforme Pièces sur la période d’évaluation.</w:t>
+      </w:r>
+      <w:r>
+        <w:t xml:space="preserve"> </w:t>
+      </w:r>
+      <w:r>
+        <w:t xml:space="preserve">- Le calcul d’économies est partagé contradictoirement avec l’équipe Pièces (méthodologie documentée et signée à la mise en service).</w:t>
       </w:r>
     </w:p>
     <w:p>
@@ -1489,8 +1474,8 @@
         </w:pict>
       </w:r>
     </w:p>
-    <w:bookmarkEnd w:id="20"/>
-    <w:bookmarkStart w:id="24" w:name="Xee5dd07076a208332078d5dd8a5e2e94ecbfae1"/>
+    <w:bookmarkEnd w:id="31"/>
+    <w:bookmarkStart w:id="35" w:name="mise-en-service"/>
     <w:p>
       <w:pPr>
         <w:pStyle w:val="Heading2"/>
@@ -1499,7 +1484,7 @@
         <w:t xml:space="preserve">6. Mise en service</w:t>
       </w:r>
     </w:p>
-    <w:bookmarkStart w:id="21" w:name="phase-pilote-t0--30-jours"/>
+    <w:bookmarkStart w:id="32" w:name="phase-pilote-t0-30-jours"/>
     <w:p>
       <w:pPr>
         <w:pStyle w:val="Heading3"/>
@@ -1513,7 +1498,7 @@
         <w:pStyle w:val="Compact"/>
         <w:numPr>
           <w:ilvl w:val="0"/>
-          <w:numId w:val="1008"/>
+          <w:numId w:val="1007"/>
         </w:numPr>
       </w:pPr>
       <w:r>
@@ -1533,15 +1518,15 @@
         <w:t xml:space="preserve"> </w:t>
       </w:r>
       <w:r>
-        <w:t xml:space="preserve">sélectionnés par [Nom de l'entreprise VTC]</w:t>
-      </w:r>
-    </w:p>
-    <w:p>
-      <w:pPr>
-        <w:pStyle w:val="Compact"/>
-        <w:numPr>
-          <w:ilvl w:val="0"/>
-          <w:numId w:val="1008"/>
+        <w:t xml:space="preserve">sélectionnés par [Nom de l’entreprise VTC]</w:t>
+      </w:r>
+    </w:p>
+    <w:p>
+      <w:pPr>
+        <w:pStyle w:val="Compact"/>
+        <w:numPr>
+          <w:ilvl w:val="0"/>
+          <w:numId w:val="1007"/>
         </w:numPr>
       </w:pPr>
       <w:r>
@@ -1553,7 +1538,7 @@
         <w:pStyle w:val="Compact"/>
         <w:numPr>
           <w:ilvl w:val="0"/>
-          <w:numId w:val="1008"/>
+          <w:numId w:val="1007"/>
         </w:numPr>
       </w:pPr>
       <w:r>
@@ -1569,21 +1554,103 @@
         <w:pStyle w:val="Compact"/>
         <w:numPr>
           <w:ilvl w:val="0"/>
+          <w:numId w:val="1007"/>
+        </w:numPr>
+      </w:pPr>
+      <w:r>
+        <w:t xml:space="preserve">Accompagnement par un Liaison senior + un membre de l’équipe produit Pièces</w:t>
+      </w:r>
+    </w:p>
+    <w:bookmarkEnd w:id="32"/>
+    <w:bookmarkStart w:id="33" w:name="phase-roll-out-t0-30-à-t0-90-jours"/>
+    <w:p>
+      <w:pPr>
+        <w:pStyle w:val="Heading3"/>
+      </w:pPr>
+      <w:r>
+        <w:t xml:space="preserve">Phase roll-out (T0 + 30 à T0 + 90 jours)</w:t>
+      </w:r>
+    </w:p>
+    <w:p>
+      <w:pPr>
+        <w:pStyle w:val="Compact"/>
+        <w:numPr>
+          <w:ilvl w:val="0"/>
           <w:numId w:val="1008"/>
         </w:numPr>
       </w:pPr>
       <w:r>
-        <w:t xml:space="preserve">Accompagnement par un Liaison senior + un membre de l'équipe produit Pièces</w:t>
-      </w:r>
-    </w:p>
-    <w:bookmarkEnd w:id="21"/>
-    <w:bookmarkStart w:id="22" w:name="phase-roll-out-t0--30-à-t0--90-jours"/>
+        <w:t xml:space="preserve">Import Excel ou CSV de la flotte complète (6 000 véhicules) — modèle prêt à l’emploi (onglets Véhicules et Chauffeurs) : marque, modèle, année, immatriculation, km, type d’usage, chauffeur attitré</w:t>
+      </w:r>
+    </w:p>
+    <w:p>
+      <w:pPr>
+        <w:pStyle w:val="Compact"/>
+        <w:numPr>
+          <w:ilvl w:val="0"/>
+          <w:numId w:val="1008"/>
+        </w:numPr>
+      </w:pPr>
+      <w:r>
+        <w:t xml:space="preserve">Onboarding des centres de maintenance (1 demi-journée par centre)</w:t>
+      </w:r>
+    </w:p>
+    <w:p>
+      <w:pPr>
+        <w:pStyle w:val="Compact"/>
+        <w:numPr>
+          <w:ilvl w:val="0"/>
+          <w:numId w:val="1008"/>
+        </w:numPr>
+      </w:pPr>
+      <w:r>
+        <w:t xml:space="preserve">Enrôlement des chauffeurs et affectation aux véhicules (activation OTP, ~5 min par chauffeur)</w:t>
+      </w:r>
+    </w:p>
+    <w:p>
+      <w:pPr>
+        <w:pStyle w:val="Compact"/>
+        <w:numPr>
+          <w:ilvl w:val="0"/>
+          <w:numId w:val="1008"/>
+        </w:numPr>
+      </w:pPr>
+      <w:r>
+        <w:t xml:space="preserve">Formation des gestionnaires (3 sessions de 2 h en visio ou présentiel)</w:t>
+      </w:r>
+    </w:p>
+    <w:p>
+      <w:pPr>
+        <w:pStyle w:val="Compact"/>
+        <w:numPr>
+          <w:ilvl w:val="0"/>
+          <w:numId w:val="1008"/>
+        </w:numPr>
+      </w:pPr>
+      <w:r>
+        <w:t xml:space="preserve">Mise en place du stock tampon sur 20 à 30 références critiques</w:t>
+      </w:r>
+    </w:p>
+    <w:p>
+      <w:pPr>
+        <w:pStyle w:val="Compact"/>
+        <w:numPr>
+          <w:ilvl w:val="0"/>
+          <w:numId w:val="1008"/>
+        </w:numPr>
+      </w:pPr>
+      <w:r>
+        <w:t xml:space="preserve">Bascule des chauffeurs sur l’application et saisie de la recette quotidienne dès le premier jour (formation rapide, ~10 min par chauffeur)</w:t>
+      </w:r>
+    </w:p>
+    <w:bookmarkEnd w:id="33"/>
+    <w:bookmarkStart w:id="34" w:name="X505398693b26aee371b087d4bc5c3c168361882"/>
     <w:p>
       <w:pPr>
         <w:pStyle w:val="Heading3"/>
       </w:pPr>
       <w:r>
-        <w:t xml:space="preserve">Phase roll-out (T0 + 30 à T0 + 90 jours)</w:t>
+        <w:t xml:space="preserve">Phase steady-state (T0 + 90 jours et au-delà)</w:t>
       </w:r>
     </w:p>
     <w:p>
@@ -1595,7 +1662,7 @@
         </w:numPr>
       </w:pPr>
       <w:r>
-        <w:t xml:space="preserve">Import CSV de la flotte complète (6 000 véhicules) — format simple : marque, modèle, année, immatriculation, km, type d'usage</w:t>
+        <w:t xml:space="preserve">Revue mensuelle opérationnelle (30 min, Liaison + responsable flotte)</w:t>
       </w:r>
     </w:p>
     <w:p>
@@ -1607,7 +1674,7 @@
         </w:numPr>
       </w:pPr>
       <w:r>
-        <w:t xml:space="preserve">Onboarding des centres de maintenance (1 demi-journée par centre)</w:t>
+        <w:t xml:space="preserve">Revue trimestrielle stratégique (1 h, Liaison senior + DG/CFO)</w:t>
       </w:r>
     </w:p>
     <w:p>
@@ -1616,88 +1683,6 @@
         <w:numPr>
           <w:ilvl w:val="0"/>
           <w:numId w:val="1009"/>
-        </w:numPr>
-      </w:pPr>
-      <w:r>
-        <w:t xml:space="preserve">Enrôlement des chauffeurs et affectation aux véhicules (activation OTP, ~5 min par chauffeur)</w:t>
-      </w:r>
-    </w:p>
-    <w:p>
-      <w:pPr>
-        <w:pStyle w:val="Compact"/>
-        <w:numPr>
-          <w:ilvl w:val="0"/>
-          <w:numId w:val="1009"/>
-        </w:numPr>
-      </w:pPr>
-      <w:r>
-        <w:t xml:space="preserve">Formation des gestionnaires (3 sessions de 2 h en visio ou présentiel)</w:t>
-      </w:r>
-    </w:p>
-    <w:p>
-      <w:pPr>
-        <w:pStyle w:val="Compact"/>
-        <w:numPr>
-          <w:ilvl w:val="0"/>
-          <w:numId w:val="1009"/>
-        </w:numPr>
-      </w:pPr>
-      <w:r>
-        <w:t xml:space="preserve">Mise en place du stock tampon sur 20 à 30 références critiques</w:t>
-      </w:r>
-    </w:p>
-    <w:p>
-      <w:pPr>
-        <w:pStyle w:val="Compact"/>
-        <w:numPr>
-          <w:ilvl w:val="0"/>
-          <w:numId w:val="1009"/>
-        </w:numPr>
-      </w:pPr>
-      <w:r>
-        <w:t xml:space="preserve">Bascule des chauffeurs sur l'application et saisie de la recette quotidienne dès le premier jour (formation rapide, ~10 min par chauffeur)</w:t>
-      </w:r>
-    </w:p>
-    <w:bookmarkEnd w:id="22"/>
-    <w:bookmarkStart w:id="23" w:name="Xb0ced382163cee83ab30c3b80b33566607caed7"/>
-    <w:p>
-      <w:pPr>
-        <w:pStyle w:val="Heading3"/>
-      </w:pPr>
-      <w:r>
-        <w:t xml:space="preserve">Phase steady-state (T0 + 90 jours et au-delà)</w:t>
-      </w:r>
-    </w:p>
-    <w:p>
-      <w:pPr>
-        <w:pStyle w:val="Compact"/>
-        <w:numPr>
-          <w:ilvl w:val="0"/>
-          <w:numId w:val="1010"/>
-        </w:numPr>
-      </w:pPr>
-      <w:r>
-        <w:t xml:space="preserve">Revue mensuelle opérationnelle (30 min, Liaison + responsable flotte)</w:t>
-      </w:r>
-    </w:p>
-    <w:p>
-      <w:pPr>
-        <w:pStyle w:val="Compact"/>
-        <w:numPr>
-          <w:ilvl w:val="0"/>
-          <w:numId w:val="1010"/>
-        </w:numPr>
-      </w:pPr>
-      <w:r>
-        <w:t xml:space="preserve">Revue trimestrielle stratégique (1 h, Liaison senior + DG/CFO)</w:t>
-      </w:r>
-    </w:p>
-    <w:p>
-      <w:pPr>
-        <w:pStyle w:val="Compact"/>
-        <w:numPr>
-          <w:ilvl w:val="0"/>
-          <w:numId w:val="1010"/>
         </w:numPr>
       </w:pPr>
       <w:r>
@@ -1711,9 +1696,9 @@
         </w:pict>
       </w:r>
     </w:p>
-    <w:bookmarkEnd w:id="23"/>
-    <w:bookmarkEnd w:id="24"/>
-    <w:bookmarkStart w:id="25" w:name="X407c25866bc9357dc37177450b9abeeeadff91d"/>
+    <w:bookmarkEnd w:id="34"/>
+    <w:bookmarkEnd w:id="35"/>
+    <w:bookmarkStart w:id="36" w:name="réversibilité-et-sortie"/>
     <w:p>
       <w:pPr>
         <w:pStyle w:val="Heading2"/>
@@ -1727,7 +1712,7 @@
         <w:pStyle w:val="Compact"/>
         <w:numPr>
           <w:ilvl w:val="0"/>
-          <w:numId w:val="1011"/>
+          <w:numId w:val="1010"/>
         </w:numPr>
       </w:pPr>
       <w:r>
@@ -1771,7 +1756,7 @@
         <w:pStyle w:val="Compact"/>
         <w:numPr>
           <w:ilvl w:val="0"/>
-          <w:numId w:val="1011"/>
+          <w:numId w:val="1010"/>
         </w:numPr>
       </w:pPr>
       <w:r>
@@ -1783,11 +1768,11 @@
         <w:pStyle w:val="Compact"/>
         <w:numPr>
           <w:ilvl w:val="0"/>
-          <w:numId w:val="1011"/>
-        </w:numPr>
-      </w:pPr>
-      <w:r>
-        <w:t xml:space="preserve">Aucune clause d'exclusivité — [Nom de l'entreprise VTC] peut continuer à acheter hors Pièces si elle le souhaite (mais perd la visibilité consolidée et la facturation normalisée sur ces achats).</w:t>
+          <w:numId w:val="1010"/>
+        </w:numPr>
+      </w:pPr>
+      <w:r>
+        <w:t xml:space="preserve">Aucune clause d’exclusivité — [Nom de l’entreprise VTC] peut continuer à acheter hors Pièces si elle le souhaite (mais perd la visibilité consolidée et la facturation normalisée sur ces achats).</w:t>
       </w:r>
     </w:p>
     <w:p>
@@ -1797,8 +1782,8 @@
         </w:pict>
       </w:r>
     </w:p>
-    <w:bookmarkEnd w:id="25"/>
-    <w:bookmarkStart w:id="26" w:name="Xadb8d9e5dde7d0b2d453665ba72395db9cd303c"/>
+    <w:bookmarkEnd w:id="36"/>
+    <w:bookmarkStart w:id="37" w:name="recommandation-pièces"/>
     <w:p>
       <w:pPr>
         <w:pStyle w:val="Heading2"/>
@@ -1812,7 +1797,7 @@
         <w:pStyle w:val="FirstParagraph"/>
       </w:pPr>
       <w:r>
-        <w:t xml:space="preserve">Pour une flotte VTC de 6 000 véhicules en Côte d'Ivoire, Pièces recommande :</w:t>
+        <w:t xml:space="preserve">Pour une flotte VTC de 6 000 véhicules en Côte d’Ivoire, Pièces recommande :</w:t>
       </w:r>
     </w:p>
     <w:p>
@@ -1843,7 +1828,7 @@
         <w:t xml:space="preserve"> </w:t>
       </w:r>
       <w:r>
-        <w:t xml:space="preserve">recette mieux suivie. À 12 mois, basculer 1 000 à 2 000 véhicules les plus exposés à l'immobilisation (zones intenses, véhicules récents à forte rentabilité au quotidien) en</w:t>
+        <w:t xml:space="preserve">recette mieux suivie. À 12 mois, basculer 1 000 à 2 000 véhicules les plus exposés à l’immobilisation (zones intenses, véhicules récents à forte rentabilité au quotidien) en</w:t>
       </w:r>
       <w:r>
         <w:t xml:space="preserve"> </w:t>
@@ -1867,7 +1852,7 @@
         <w:pStyle w:val="BodyText"/>
       </w:pPr>
       <w:r>
-        <w:t xml:space="preserve">Cette approche progressive permet de valider l'économie réelle avant d'engager le tier supérieur sur tout le parc.</w:t>
+        <w:t xml:space="preserve">Cette approche progressive permet de valider l’économie réelle avant d’engager le tier supérieur sur tout le parc.</w:t>
       </w:r>
     </w:p>
     <w:p>
@@ -1877,8 +1862,8 @@
         </w:pict>
       </w:r>
     </w:p>
-    <w:bookmarkEnd w:id="26"/>
-    <w:bookmarkStart w:id="27" w:name="X04269a78f9844372bccf02515e9d04fef119bb7"/>
+    <w:bookmarkEnd w:id="37"/>
+    <w:bookmarkStart w:id="38" w:name="conditions-de-signature"/>
     <w:p>
       <w:pPr>
         <w:pStyle w:val="Heading2"/>
@@ -1892,7 +1877,7 @@
         <w:pStyle w:val="Compact"/>
         <w:numPr>
           <w:ilvl w:val="0"/>
-          <w:numId w:val="1012"/>
+          <w:numId w:val="1011"/>
         </w:numPr>
       </w:pPr>
       <w:r>
@@ -1920,11 +1905,11 @@
         <w:pStyle w:val="Compact"/>
         <w:numPr>
           <w:ilvl w:val="0"/>
-          <w:numId w:val="1012"/>
-        </w:numPr>
-      </w:pPr>
-      <w:r>
-        <w:t xml:space="preserve">L'offre est soumise à une</w:t>
+          <w:numId w:val="1011"/>
+        </w:numPr>
+      </w:pPr>
+      <w:r>
+        <w:t xml:space="preserve">L’offre est soumise à une</w:t>
       </w:r>
       <w:r>
         <w:t xml:space="preserve"> </w:t>
@@ -1948,11 +1933,11 @@
         <w:pStyle w:val="Compact"/>
         <w:numPr>
           <w:ilvl w:val="0"/>
-          <w:numId w:val="1012"/>
-        </w:numPr>
-      </w:pPr>
-      <w:r>
-        <w:t xml:space="preserve">Un contrat-cadre détaillé sera produit à l'issue de la phase pilote (T0 + 30 jours), reprenant les conditions de cette offre et les ajustements opérationnels constatés.</w:t>
+          <w:numId w:val="1011"/>
+        </w:numPr>
+      </w:pPr>
+      <w:r>
+        <w:t xml:space="preserve">Un contrat-cadre détaillé sera produit à l’issue de la phase pilote (T0 + 30 jours), reprenant les conditions de cette offre et les ajustements opérationnels constatés.</w:t>
       </w:r>
     </w:p>
     <w:p>
@@ -1962,8 +1947,8 @@
         </w:pict>
       </w:r>
     </w:p>
-    <w:bookmarkEnd w:id="27"/>
-    <w:bookmarkStart w:id="29" w:name="X5dd80f53d02925f270703a35b97d600acb1d2bf"/>
+    <w:bookmarkEnd w:id="38"/>
+    <w:bookmarkStart w:id="39" w:name="contact"/>
     <w:p>
       <w:pPr>
         <w:pStyle w:val="Heading2"/>
@@ -1992,14 +1977,9 @@
       <w:r>
         <w:t xml:space="preserve"> </w:t>
       </w:r>
-      <w:hyperlink r:id="rId28">
-        <w:r>
-          <w:rPr>
-            <w:rStyle w:val="Hyperlink"/>
-          </w:rPr>
-          <w:t xml:space="preserve">fernando.kouame@gmail.com</w:t>
-        </w:r>
-      </w:hyperlink>
+      <w:r>
+        <w:t xml:space="preserve">fernando.kouame@gmail.com</w:t>
+      </w:r>
     </w:p>
     <w:p>
       <w:pPr>
@@ -2013,13 +1993,9 @@
         <w:t xml:space="preserve">Document confidentiel · diffusion restreinte · ne pas reproduire sans accord écrit de Pièces.ci. Référence interne : PCS-VTC-2026-06-001.</w:t>
       </w:r>
     </w:p>
-    <w:bookmarkEnd w:id="29"/>
-    <w:bookmarkEnd w:id="30"/>
-    <w:sectPr>
-      <w:footnotePr>
-        <w:numRestart w:val="eachSect"/>
-      </w:footnotePr>
-    </w:sectPr>
+    <w:bookmarkEnd w:id="39"/>
+    <w:bookmarkEnd w:id="40"/>
+    <w:sectPr/>
   </w:body>
 </w:document>
 </file>
@@ -2264,9 +2240,6 @@
   <w:num w:numId="1011">
     <w:abstractNumId w:val="991"/>
   </w:num>
-  <w:num w:numId="1012">
-    <w:abstractNumId w:val="991"/>
-  </w:num>
 </w:numbering>
 </file>
 
@@ -2275,10 +2248,10 @@
   <w:docDefaults>
     <w:rPrDefault>
       <w:rPr>
-        <w:rFonts w:asciiTheme="minorHAnsi" w:cstheme="minorBidi" w:eastAsiaTheme="minorEastAsia" w:hAnsiTheme="minorHAnsi"/>
+        <w:rFonts w:asciiTheme="minorHAnsi" w:cstheme="minorBidi" w:eastAsiaTheme="minorHAnsi" w:hAnsiTheme="minorHAnsi"/>
         <w:sz w:val="24"/>
         <w:szCs w:val="24"/>
-        <w:lang w:bidi="ar-SA" w:eastAsia="zh-CN" w:val="en-US"/>
+        <w:lang w:bidi="ar-SA" w:eastAsia="en-US" w:val="en-US"/>
       </w:rPr>
     </w:rPrDefault>
     <w:pPrDefault>
@@ -2330,6 +2303,8 @@
     </w:pPr>
     <w:rPr>
       <w:rFonts w:asciiTheme="majorHAnsi" w:cstheme="majorBidi" w:eastAsiaTheme="majorEastAsia" w:hAnsiTheme="majorHAnsi"/>
+      <w:spacing w:val="-10"/>
+      <w:kern w:val="28"/>
       <w:sz w:val="56"/>
       <w:szCs w:val="56"/>
     </w:rPr>
@@ -2342,6 +2317,8 @@
     <w:rsid w:val="00A10FD9"/>
     <w:rPr>
       <w:rFonts w:asciiTheme="majorHAnsi" w:cstheme="majorBidi" w:eastAsiaTheme="majorEastAsia" w:hAnsiTheme="majorHAnsi"/>
+      <w:spacing w:val="-10"/>
+      <w:kern w:val="28"/>
       <w:sz w:val="56"/>
       <w:szCs w:val="56"/>
     </w:rPr>
@@ -2382,31 +2359,23 @@
   </w:style>
   <w:style w:customStyle="1" w:styleId="Author" w:type="paragraph">
     <w:name w:val="Author"/>
-    <w:basedOn w:val="Title"/>
     <w:next w:val="BodyText"/>
     <w:qFormat/>
     <w:pPr>
       <w:keepNext/>
       <w:keepLines/>
+      <w:jc w:val="center"/>
     </w:pPr>
-    <w:rPr>
-      <w:sz w:val="24"/>
-      <w:szCs w:val="24"/>
-    </w:rPr>
   </w:style>
   <w:style w:styleId="Date" w:type="paragraph">
     <w:name w:val="Date"/>
-    <w:basedOn w:val="Title"/>
     <w:next w:val="BodyText"/>
     <w:qFormat/>
     <w:pPr>
       <w:keepNext/>
       <w:keepLines/>
+      <w:jc w:val="center"/>
     </w:pPr>
-    <w:rPr>
-      <w:sz w:val="24"/>
-      <w:szCs w:val="24"/>
-    </w:rPr>
   </w:style>
   <w:style w:customStyle="1" w:styleId="AbstractTitle" w:type="paragraph">
     <w:name w:val="Abstract Title"/>
@@ -2819,6 +2788,13 @@
       </w:tblCellMar>
     </w:tblPr>
     <w:tblStylePr w:type="firstRow">
+      <w:tblPr>
+        <w:jc w:val="left"/>
+        <w:tblInd w:type="dxa" w:w="0"/>
+      </w:tblPr>
+      <w:trPr>
+        <w:jc w:val="left"/>
+      </w:trPr>
       <w:tcPr>
         <w:tcBorders>
           <w:bottom w:val="single"/>

--- a/docs/offre-vtc-6000-vehicules-2026-06-03.docx
+++ b/docs/offre-vtc-6000-vehicules-2026-06-03.docx
@@ -332,7 +332,7 @@
         <w:t xml:space="preserve"> </w:t>
       </w:r>
       <w:r>
-        <w:t xml:space="preserve">inclut intégralement Flotte Pro et y ajoute la couche urgence (livraison express 3 h / 6 h max à Abidjan, livraison prioritaire hors Abidjan, ligne WhatsApp dédiée, concierge dépannage).</w:t>
+        <w:t xml:space="preserve">inclut intégralement Flotte Pro et y ajoute la couche urgence (livraison express prioritaire à Abidjan : notre équipe dédiée livre le plus rapidement possible, livraison prioritaire hors Abidjan, ligne WhatsApp dédiée, concierge dépannage).</w:t>
       </w:r>
     </w:p>
     <w:p>
@@ -794,13 +794,13 @@
           <w:b/>
           <w:bCs/>
         </w:rPr>
-        <w:t xml:space="preserve">Livraison express à Abidjan : 3 heures, 6 heures maximum</w:t>
-      </w:r>
-      <w:r>
-        <w:t xml:space="preserve"> </w:t>
-      </w:r>
-      <w:r>
-        <w:t xml:space="preserve">quand la pièce est en stock chez un partenaire</w:t>
+        <w:t xml:space="preserve">Livraison express prioritaire à Abidjan</w:t>
+      </w:r>
+      <w:r>
+        <w:t xml:space="preserve"> </w:t>
+      </w:r>
+      <w:r>
+        <w:t xml:space="preserve">: notre équipe dédiée livre le plus rapidement possible quand la pièce est en stock chez un partenaire</w:t>
       </w:r>
     </w:p>
     <w:p>
@@ -834,7 +834,7 @@
         </w:numPr>
       </w:pPr>
       <w:r>
-        <w:t xml:space="preserve">Pickup prioritaire chez le vendeur en 30 min</w:t>
+        <w:t xml:space="preserve">Pickup prioritaire chez le vendeur le plus rapidement possible</w:t>
       </w:r>
     </w:p>
     <w:p>
@@ -1327,7 +1327,7 @@
                 <w:b/>
                 <w:bCs/>
               </w:rPr>
-              <w:t xml:space="preserve">3 h, 6 h maximum</w:t>
+              <w:t xml:space="preserve">Le plus rapidement possible</w:t>
             </w:r>
             <w:r>
               <w:t xml:space="preserve"> </w:t>
@@ -1484,13 +1484,13 @@
         <w:t xml:space="preserve">6. Mise en service</w:t>
       </w:r>
     </w:p>
-    <w:bookmarkStart w:id="32" w:name="phase-pilote-t0-30-jours"/>
+    <w:bookmarkStart w:id="32" w:name="X11584e4514da7e9e6b0e93b4e3b232137ff4813"/>
     <w:p>
       <w:pPr>
         <w:pStyle w:val="Heading3"/>
       </w:pPr>
       <w:r>
-        <w:t xml:space="preserve">Phase pilote (T0 + 30 jours)</w:t>
+        <w:t xml:space="preserve">Phase de déploiement initial (premier mois de mesure)</w:t>
       </w:r>
     </w:p>
     <w:p>
@@ -1502,7 +1502,7 @@
         </w:numPr>
       </w:pPr>
       <w:r>
-        <w:t xml:space="preserve">Pilote sur</w:t>
+        <w:t xml:space="preserve">Déploiement initial sur</w:t>
       </w:r>
       <w:r>
         <w:t xml:space="preserve"> </w:t>
@@ -1546,7 +1546,7 @@
           <w:b/>
           <w:bCs/>
         </w:rPr>
-        <w:t xml:space="preserve">Gratuit pendant 30 jours, sans engagement, sans carte bancaire</w:t>
+        <w:t xml:space="preserve">Tarif mensuel sans engagement, vous voyez la valeur dès le premier mois : économies sur les pièces, recettes mieux suivies, facturation DGI allégée</w:t>
       </w:r>
     </w:p>
     <w:p>
@@ -1844,7 +1844,7 @@
         <w:t xml:space="preserve"> </w:t>
       </w:r>
       <w:r>
-        <w:t xml:space="preserve">pour bénéficier de la livraison express 3 h (6 h max) — soit un mix à environ 350–400 M FCFA/an, avec un ROI confortable sur les trois dimensions (économie pièces + recette + économie immobilisation).</w:t>
+        <w:t xml:space="preserve">pour bénéficier de la livraison express prioritaire — soit un mix à environ 350–400 M FCFA/an, avec un ROI confortable sur les trois dimensions (économie pièces + recette + économie immobilisation).</w:t>
       </w:r>
     </w:p>
     <w:p>
@@ -1925,7 +1925,7 @@
         <w:t xml:space="preserve"> </w:t>
       </w:r>
       <w:r>
-        <w:t xml:space="preserve">(NDA signé en amont de la phase pilote).</w:t>
+        <w:t xml:space="preserve">(NDA signé en amont de la phase de déploiement initial).</w:t>
       </w:r>
     </w:p>
     <w:p>
@@ -1937,7 +1937,7 @@
         </w:numPr>
       </w:pPr>
       <w:r>
-        <w:t xml:space="preserve">Un contrat-cadre détaillé sera produit à l’issue de la phase pilote (T0 + 30 jours), reprenant les conditions de cette offre et les ajustements opérationnels constatés.</w:t>
+        <w:t xml:space="preserve">Un contrat-cadre détaillé sera produit à l’issue de la phase de déploiement initial, reprenant les conditions de cette offre et les ajustements opérationnels constatés.</w:t>
       </w:r>
     </w:p>
     <w:p>

--- a/docs/offre-vtc-6000-vehicules-2026-06-03.docx
+++ b/docs/offre-vtc-6000-vehicules-2026-06-03.docx
@@ -2,13 +2,13 @@
 <file path=word/document.xml><?xml version="1.0" encoding="utf-8"?>
 <w:document xmlns:w="http://schemas.openxmlformats.org/wordprocessingml/2006/main" xmlns:m="http://schemas.openxmlformats.org/officeDocument/2006/math" xmlns:r="http://schemas.openxmlformats.org/officeDocument/2006/relationships" xmlns:o="urn:schemas-microsoft-com:office:office" xmlns:v="urn:schemas-microsoft-com:vml" xmlns:w10="urn:schemas-microsoft-com:office:word" xmlns:a="http://schemas.openxmlformats.org/drawingml/2006/main" xmlns:pic="http://schemas.openxmlformats.org/drawingml/2006/picture" xmlns:wp="http://schemas.openxmlformats.org/drawingml/2006/wordprocessingDrawing">
   <w:body>
-    <w:bookmarkStart w:id="40" w:name="X624c39c8e667c5f579563853e1351025c21b521"/>
+    <w:bookmarkStart w:id="41" w:name="Xe62ca4a1df996ee7b415ebd8f33a0300219d887"/>
     <w:p>
       <w:pPr>
         <w:pStyle w:val="Heading1"/>
       </w:pPr>
       <w:r>
-        <w:t xml:space="preserve">Offre commerciale — Pièces pour [Nom de l’entreprise VTC]</w:t>
+        <w:t xml:space="preserve">Offre commerciale — Pièces pour [Nom de l'entreprise VTC]</w:t>
       </w:r>
     </w:p>
     <w:p>
@@ -38,7 +38,7 @@
           <w:b/>
           <w:bCs/>
         </w:rPr>
-        <w:t xml:space="preserve">[Nom de l’entreprise VTC]</w:t>
+        <w:t xml:space="preserve">[Nom de l'entreprise VTC]</w:t>
       </w:r>
       <w:r>
         <w:t xml:space="preserve">, exploitant une flotte de</w:t>
@@ -57,7 +57,7 @@
         <w:t xml:space="preserve"> </w:t>
       </w:r>
       <w:r>
-        <w:t xml:space="preserve">en Côte d’Ivoire. Cette offre n’est ni publique ni publiée ; elle vous est remise en main propre dans le cadre de discussions commerciales confidentielles avec Pièces.ci.</w:t>
+        <w:t xml:space="preserve">en Côte d'Ivoire. Cette offre n'est ni publique ni publiée ; elle vous est remise en main propre dans le cadre de discussions commerciales confidentielles avec Pièces.ci.</w:t>
       </w:r>
     </w:p>
     <w:p>
@@ -67,13 +67,13 @@
         </w:pict>
       </w:r>
     </w:p>
-    <w:bookmarkStart w:id="20" w:name="synthèse-de-loffre"/>
+    <w:bookmarkStart w:id="20" w:name="Xf1bebadfc39ae7f592f5be040b0e780addd0f9d"/>
     <w:p>
       <w:pPr>
         <w:pStyle w:val="Heading2"/>
       </w:pPr>
       <w:r>
-        <w:t xml:space="preserve">1. Synthèse de l’offre</w:t>
+        <w:t xml:space="preserve">1. Synthèse de l'offre</w:t>
       </w:r>
     </w:p>
     <w:p>
@@ -81,7 +81,7 @@
         <w:pStyle w:val="FirstParagraph"/>
       </w:pPr>
       <w:r>
-        <w:t xml:space="preserve">Pièces.ci propose à [Nom de l’entreprise VTC]</w:t>
+        <w:t xml:space="preserve">Pièces.ci propose à [Nom de l'entreprise VTC]</w:t>
       </w:r>
       <w:r>
         <w:t xml:space="preserve"> </w:t>
@@ -91,7 +91,7 @@
           <w:b/>
           <w:bCs/>
         </w:rPr>
-        <w:t xml:space="preserve">un contrat d’abonnement plateforme</w:t>
+        <w:t xml:space="preserve">un contrat d'abonnement plateforme</w:t>
       </w:r>
       <w:r>
         <w:t xml:space="preserve"> </w:t>
@@ -103,8 +103,7 @@
     <w:tbl>
       <w:tblPr>
         <w:tblStyle w:val="Table"/>
-        <w:tblW w:type="pct" w:w="5000"/>
-        <w:tblLayout w:type="fixed"/>
+        <w:tblW w:type="auto" w:w="0"/>
         <w:tblLook w:firstRow="1" w:lastRow="0" w:firstColumn="0" w:lastColumn="0" w:noHBand="0" w:noVBand="0" w:val="0020"/>
       </w:tblPr>
       <w:tblGrid>
@@ -169,7 +168,7 @@
               <w:pStyle w:val="Compact"/>
             </w:pPr>
             <w:r>
-              <w:t xml:space="preserve">Total annuel (paiement annuel d’avance)</w:t>
+              <w:t xml:space="preserve">Total annuel (paiement annuel d'avance)</w:t>
             </w:r>
           </w:p>
         </w:tc>
@@ -374,13 +373,13 @@
           <w:b/>
           <w:bCs/>
         </w:rPr>
-        <w:t xml:space="preserve">L’offre n’est pas publique</w:t>
-      </w:r>
-      <w:r>
-        <w:t xml:space="preserve"> </w:t>
-      </w:r>
-      <w:r>
-        <w:t xml:space="preserve">et ne fait l’objet d’aucune publication sur pieces.ci.</w:t>
+        <w:t xml:space="preserve">L'offre n'est pas publique</w:t>
+      </w:r>
+      <w:r>
+        <w:t xml:space="preserve"> </w:t>
+      </w:r>
+      <w:r>
+        <w:t xml:space="preserve">et ne fait l'objet d'aucune publication sur pieces.ci.</w:t>
       </w:r>
     </w:p>
     <w:p>
@@ -391,7 +390,7 @@
       </w:r>
     </w:p>
     <w:bookmarkEnd w:id="20"/>
-    <w:bookmarkStart w:id="23" w:name="périmètre-fonctionnel-inclus"/>
+    <w:bookmarkStart w:id="23" w:name="X41205badc3a7b23791db7f49e7edbc863d464e1"/>
     <w:p>
       <w:pPr>
         <w:pStyle w:val="Heading2"/>
@@ -400,7 +399,7 @@
         <w:t xml:space="preserve">2. Périmètre fonctionnel inclus</w:t>
       </w:r>
     </w:p>
-    <w:bookmarkStart w:id="21" w:name="flotte-pro-300-m-fcfa-an"/>
+    <w:bookmarkStart w:id="21" w:name="flotte-pro-300-m-fcfa--an"/>
     <w:p>
       <w:pPr>
         <w:pStyle w:val="Heading3"/>
@@ -502,7 +501,7 @@
         </w:numPr>
       </w:pPr>
       <w:r>
-        <w:t xml:space="preserve">Calendrier d’entretien prédictif par véhicule + alertes prédictives multi-canal (WhatsApp, SMS, email)</w:t>
+        <w:t xml:space="preserve">Calendrier d'entretien prédictif par véhicule + alertes prédictives multi-canal (WhatsApp, SMS, email)</w:t>
       </w:r>
     </w:p>
     <w:p>
@@ -772,7 +771,7 @@
       </w:r>
     </w:p>
     <w:bookmarkEnd w:id="21"/>
-    <w:bookmarkStart w:id="22" w:name="X203b0d46bcde3f1016bf7abaf0585f70b7023d1"/>
+    <w:bookmarkStart w:id="22" w:name="X281ec84328788a431b5f760f4773465272ea242"/>
     <w:p>
       <w:pPr>
         <w:pStyle w:val="Heading3"/>
@@ -909,7 +908,7 @@
     </w:p>
     <w:bookmarkEnd w:id="22"/>
     <w:bookmarkEnd w:id="23"/>
-    <w:bookmarkStart w:id="27" w:name="modalités-de-paiement-et-de-facturation"/>
+    <w:bookmarkStart w:id="27" w:name="X14fd05c05e744338b6a491ba4214e3db9be1386"/>
     <w:p>
       <w:pPr>
         <w:pStyle w:val="Heading2"/>
@@ -968,7 +967,7 @@
         <w:t xml:space="preserve"> </w:t>
       </w:r>
       <w:r>
-        <w:t xml:space="preserve">: paiement d’avance,</w:t>
+        <w:t xml:space="preserve">: paiement d'avance,</w:t>
       </w:r>
       <w:r>
         <w:t xml:space="preserve"> </w:t>
@@ -984,7 +983,7 @@
         <w:t xml:space="preserve"> </w:t>
       </w:r>
       <w:r>
-        <w:t xml:space="preserve">(10 mois facturés au lieu de 12). Recommandé pour la prévisibilité budgétaire et l’optimisation du cashflow.</w:t>
+        <w:t xml:space="preserve">(10 mois facturés au lieu de 12). Recommandé pour la prévisibilité budgétaire et l'optimisation du cashflow.</w:t>
       </w:r>
     </w:p>
     <w:bookmarkEnd w:id="24"/>
@@ -1064,7 +1063,7 @@
         </w:numPr>
       </w:pPr>
       <w:r>
-        <w:t xml:space="preserve">Annuel : payable à la signature ou à la date d’effet du contrat</w:t>
+        <w:t xml:space="preserve">Annuel : payable à la signature ou à la date d'effet du contrat</w:t>
       </w:r>
     </w:p>
     <w:p>
@@ -1076,7 +1075,7 @@
         </w:numPr>
       </w:pPr>
       <w:r>
-        <w:t xml:space="preserve">En cas d’impayé après 60 jours, l’abonnement passe en statut</w:t>
+        <w:t xml:space="preserve">En cas d'impayé après 60 jours, l'abonnement passe en statut</w:t>
       </w:r>
       <w:r>
         <w:t xml:space="preserve"> </w:t>
@@ -1103,7 +1102,7 @@
     </w:p>
     <w:bookmarkEnd w:id="26"/>
     <w:bookmarkEnd w:id="27"/>
-    <w:bookmarkStart w:id="30" w:name="engagements-de-service"/>
+    <w:bookmarkStart w:id="30" w:name="Xfa1c9b16fb8a169cf4d652fdd737e56450bacea"/>
     <w:p>
       <w:pPr>
         <w:pStyle w:val="Heading2"/>
@@ -1124,8 +1123,7 @@
     <w:tbl>
       <w:tblPr>
         <w:tblStyle w:val="Table"/>
-        <w:tblW w:type="pct" w:w="5000"/>
-        <w:tblLayout w:type="fixed"/>
+        <w:tblW w:type="auto" w:w="0"/>
         <w:tblLook w:firstRow="1" w:lastRow="0" w:firstColumn="0" w:lastColumn="0" w:noHBand="0" w:noVBand="0" w:val="0020"/>
       </w:tblPr>
       <w:tblGrid>
@@ -1257,7 +1255,7 @@
       </w:tr>
     </w:tbl>
     <w:bookmarkEnd w:id="28"/>
-    <w:bookmarkStart w:id="29" w:name="flotte-pro-en-plus"/>
+    <w:bookmarkStart w:id="29" w:name="flotte-pro--en-plus"/>
     <w:p>
       <w:pPr>
         <w:pStyle w:val="Heading3"/>
@@ -1269,8 +1267,7 @@
     <w:tbl>
       <w:tblPr>
         <w:tblStyle w:val="Table"/>
-        <w:tblW w:type="pct" w:w="5000"/>
-        <w:tblLayout w:type="fixed"/>
+        <w:tblW w:type="auto" w:w="0"/>
         <w:tblLook w:firstRow="1" w:lastRow="0" w:firstColumn="0" w:lastColumn="0" w:noHBand="0" w:noVBand="0" w:val="0020"/>
       </w:tblPr>
       <w:tblGrid>
@@ -1420,7 +1417,7 @@
     </w:p>
     <w:bookmarkEnd w:id="29"/>
     <w:bookmarkEnd w:id="30"/>
-    <w:bookmarkStart w:id="31" w:name="garantie-roi-3-mois"/>
+    <w:bookmarkStart w:id="31" w:name="X8c4e5e9c1c0ff0c6abf272e5d0ceb136b09c3f6"/>
     <w:p>
       <w:pPr>
         <w:pStyle w:val="Heading2"/>
@@ -1438,7 +1435,7 @@
           <w:b/>
           <w:bCs/>
         </w:rPr>
-        <w:t xml:space="preserve">Si à 3 mois d’utilisation effective de Flotte Pro, [Nom de l’entreprise VTC] n’a pas constaté d’économies pièces au moins égales au coût de l’abonnement sur la période, Pièces.ci rembourse la dernière mensualité et le contrat peut être résilié sans pénalité.</w:t>
+        <w:t xml:space="preserve">Si à 3 mois d'utilisation effective de Flotte Pro, [Nom de l'entreprise VTC] n'a pas constaté d'économies pièces au moins égales au coût de l'abonnement sur la période, Pièces.ci rembourse la dernière mensualité et le contrat peut être résilié sans pénalité.</w:t>
       </w:r>
     </w:p>
     <w:p>
@@ -1446,25 +1443,43 @@
         <w:pStyle w:val="BodyText"/>
       </w:pPr>
       <w:r>
-        <w:t xml:space="preserve">Conditions d’application :</w:t>
-      </w:r>
-      <w:r>
-        <w:t xml:space="preserve"> </w:t>
-      </w:r>
-      <w:r>
-        <w:t xml:space="preserve">- L’entreprise doit avoir importé l’intégralité de sa flotte dans Pièces dans les 30 premiers jours.</w:t>
-      </w:r>
-      <w:r>
-        <w:t xml:space="preserve"> </w:t>
-      </w:r>
-      <w:r>
-        <w:t xml:space="preserve">- Les commandes pièces doivent être passées exclusivement via la plateforme Pièces sur la période d’évaluation.</w:t>
-      </w:r>
-      <w:r>
-        <w:t xml:space="preserve"> </w:t>
-      </w:r>
-      <w:r>
-        <w:t xml:space="preserve">- Le calcul d’économies est partagé contradictoirement avec l’équipe Pièces (méthodologie documentée et signée à la mise en service).</w:t>
+        <w:t xml:space="preserve">Conditions d'application :</w:t>
+      </w:r>
+    </w:p>
+    <w:p>
+      <w:pPr>
+        <w:pStyle w:val="Compact"/>
+        <w:numPr>
+          <w:ilvl w:val="0"/>
+          <w:numId w:val="1007"/>
+        </w:numPr>
+      </w:pPr>
+      <w:r>
+        <w:t xml:space="preserve">L'entreprise doit avoir importé l'intégralité de sa flotte dans Pièces dans les 30 premiers jours.</w:t>
+      </w:r>
+    </w:p>
+    <w:p>
+      <w:pPr>
+        <w:pStyle w:val="Compact"/>
+        <w:numPr>
+          <w:ilvl w:val="0"/>
+          <w:numId w:val="1007"/>
+        </w:numPr>
+      </w:pPr>
+      <w:r>
+        <w:t xml:space="preserve">Les commandes pièces doivent être passées exclusivement via la plateforme Pièces sur la période d'évaluation.</w:t>
+      </w:r>
+    </w:p>
+    <w:p>
+      <w:pPr>
+        <w:pStyle w:val="Compact"/>
+        <w:numPr>
+          <w:ilvl w:val="0"/>
+          <w:numId w:val="1007"/>
+        </w:numPr>
+      </w:pPr>
+      <w:r>
+        <w:t xml:space="preserve">Le calcul d'économies est partagé contradictoirement avec l'équipe Pièces (méthodologie documentée et signée à la mise en service).</w:t>
       </w:r>
     </w:p>
     <w:p>
@@ -1475,7 +1490,7 @@
       </w:r>
     </w:p>
     <w:bookmarkEnd w:id="31"/>
-    <w:bookmarkStart w:id="35" w:name="mise-en-service"/>
+    <w:bookmarkStart w:id="35" w:name="Xee5dd07076a208332078d5dd8a5e2e94ecbfae1"/>
     <w:p>
       <w:pPr>
         <w:pStyle w:val="Heading2"/>
@@ -1498,7 +1513,7 @@
         <w:pStyle w:val="Compact"/>
         <w:numPr>
           <w:ilvl w:val="0"/>
-          <w:numId w:val="1007"/>
+          <w:numId w:val="1008"/>
         </w:numPr>
       </w:pPr>
       <w:r>
@@ -1518,15 +1533,15 @@
         <w:t xml:space="preserve"> </w:t>
       </w:r>
       <w:r>
-        <w:t xml:space="preserve">sélectionnés par [Nom de l’entreprise VTC]</w:t>
-      </w:r>
-    </w:p>
-    <w:p>
-      <w:pPr>
-        <w:pStyle w:val="Compact"/>
-        <w:numPr>
-          <w:ilvl w:val="0"/>
-          <w:numId w:val="1007"/>
+        <w:t xml:space="preserve">sélectionnés par [Nom de l'entreprise VTC]</w:t>
+      </w:r>
+    </w:p>
+    <w:p>
+      <w:pPr>
+        <w:pStyle w:val="Compact"/>
+        <w:numPr>
+          <w:ilvl w:val="0"/>
+          <w:numId w:val="1008"/>
         </w:numPr>
       </w:pPr>
       <w:r>
@@ -1538,7 +1553,7 @@
         <w:pStyle w:val="Compact"/>
         <w:numPr>
           <w:ilvl w:val="0"/>
-          <w:numId w:val="1007"/>
+          <w:numId w:val="1008"/>
         </w:numPr>
       </w:pPr>
       <w:r>
@@ -1554,15 +1569,15 @@
         <w:pStyle w:val="Compact"/>
         <w:numPr>
           <w:ilvl w:val="0"/>
-          <w:numId w:val="1007"/>
-        </w:numPr>
-      </w:pPr>
-      <w:r>
-        <w:t xml:space="preserve">Accompagnement par un Liaison senior + un membre de l’équipe produit Pièces</w:t>
+          <w:numId w:val="1008"/>
+        </w:numPr>
+      </w:pPr>
+      <w:r>
+        <w:t xml:space="preserve">Accompagnement par un Liaison senior + un membre de l'équipe produit Pièces</w:t>
       </w:r>
     </w:p>
     <w:bookmarkEnd w:id="32"/>
-    <w:bookmarkStart w:id="33" w:name="phase-roll-out-t0-30-à-t0-90-jours"/>
+    <w:bookmarkStart w:id="33" w:name="phase-roll-out-t0--30-à-t0--90-jours"/>
     <w:p>
       <w:pPr>
         <w:pStyle w:val="Heading3"/>
@@ -1576,19 +1591,19 @@
         <w:pStyle w:val="Compact"/>
         <w:numPr>
           <w:ilvl w:val="0"/>
-          <w:numId w:val="1008"/>
-        </w:numPr>
-      </w:pPr>
-      <w:r>
-        <w:t xml:space="preserve">Import Excel ou CSV de la flotte complète (6 000 véhicules) — modèle prêt à l’emploi (onglets Véhicules et Chauffeurs) : marque, modèle, année, immatriculation, km, type d’usage, chauffeur attitré</w:t>
-      </w:r>
-    </w:p>
-    <w:p>
-      <w:pPr>
-        <w:pStyle w:val="Compact"/>
-        <w:numPr>
-          <w:ilvl w:val="0"/>
-          <w:numId w:val="1008"/>
+          <w:numId w:val="1009"/>
+        </w:numPr>
+      </w:pPr>
+      <w:r>
+        <w:t xml:space="preserve">Import Excel ou CSV de la flotte complète (6 000 véhicules) — modèle prêt à l'emploi (onglets Véhicules et Chauffeurs) : marque, modèle, année, immatriculation, km, type d'usage, chauffeur attitré</w:t>
+      </w:r>
+    </w:p>
+    <w:p>
+      <w:pPr>
+        <w:pStyle w:val="Compact"/>
+        <w:numPr>
+          <w:ilvl w:val="0"/>
+          <w:numId w:val="1009"/>
         </w:numPr>
       </w:pPr>
       <w:r>
@@ -1600,7 +1615,7 @@
         <w:pStyle w:val="Compact"/>
         <w:numPr>
           <w:ilvl w:val="0"/>
-          <w:numId w:val="1008"/>
+          <w:numId w:val="1009"/>
         </w:numPr>
       </w:pPr>
       <w:r>
@@ -1612,7 +1627,7 @@
         <w:pStyle w:val="Compact"/>
         <w:numPr>
           <w:ilvl w:val="0"/>
-          <w:numId w:val="1008"/>
+          <w:numId w:val="1009"/>
         </w:numPr>
       </w:pPr>
       <w:r>
@@ -1624,7 +1639,7 @@
         <w:pStyle w:val="Compact"/>
         <w:numPr>
           <w:ilvl w:val="0"/>
-          <w:numId w:val="1008"/>
+          <w:numId w:val="1009"/>
         </w:numPr>
       </w:pPr>
       <w:r>
@@ -1636,15 +1651,15 @@
         <w:pStyle w:val="Compact"/>
         <w:numPr>
           <w:ilvl w:val="0"/>
-          <w:numId w:val="1008"/>
-        </w:numPr>
-      </w:pPr>
-      <w:r>
-        <w:t xml:space="preserve">Bascule des chauffeurs sur l’application et saisie de la recette quotidienne dès le premier jour (formation rapide, ~10 min par chauffeur)</w:t>
+          <w:numId w:val="1009"/>
+        </w:numPr>
+      </w:pPr>
+      <w:r>
+        <w:t xml:space="preserve">Bascule des chauffeurs sur l'application et saisie de la recette quotidienne dès le premier jour (formation rapide, ~10 min par chauffeur)</w:t>
       </w:r>
     </w:p>
     <w:bookmarkEnd w:id="33"/>
-    <w:bookmarkStart w:id="34" w:name="X505398693b26aee371b087d4bc5c3c168361882"/>
+    <w:bookmarkStart w:id="34" w:name="Xb0ced382163cee83ab30c3b80b33566607caed7"/>
     <w:p>
       <w:pPr>
         <w:pStyle w:val="Heading3"/>
@@ -1658,7 +1673,7 @@
         <w:pStyle w:val="Compact"/>
         <w:numPr>
           <w:ilvl w:val="0"/>
-          <w:numId w:val="1009"/>
+          <w:numId w:val="1010"/>
         </w:numPr>
       </w:pPr>
       <w:r>
@@ -1670,7 +1685,7 @@
         <w:pStyle w:val="Compact"/>
         <w:numPr>
           <w:ilvl w:val="0"/>
-          <w:numId w:val="1009"/>
+          <w:numId w:val="1010"/>
         </w:numPr>
       </w:pPr>
       <w:r>
@@ -1682,7 +1697,7 @@
         <w:pStyle w:val="Compact"/>
         <w:numPr>
           <w:ilvl w:val="0"/>
-          <w:numId w:val="1009"/>
+          <w:numId w:val="1010"/>
         </w:numPr>
       </w:pPr>
       <w:r>
@@ -1698,7 +1713,7 @@
     </w:p>
     <w:bookmarkEnd w:id="34"/>
     <w:bookmarkEnd w:id="35"/>
-    <w:bookmarkStart w:id="36" w:name="réversibilité-et-sortie"/>
+    <w:bookmarkStart w:id="36" w:name="X407c25866bc9357dc37177450b9abeeeadff91d"/>
     <w:p>
       <w:pPr>
         <w:pStyle w:val="Heading2"/>
@@ -1712,7 +1727,7 @@
         <w:pStyle w:val="Compact"/>
         <w:numPr>
           <w:ilvl w:val="0"/>
-          <w:numId w:val="1010"/>
+          <w:numId w:val="1011"/>
         </w:numPr>
       </w:pPr>
       <w:r>
@@ -1756,7 +1771,7 @@
         <w:pStyle w:val="Compact"/>
         <w:numPr>
           <w:ilvl w:val="0"/>
-          <w:numId w:val="1010"/>
+          <w:numId w:val="1011"/>
         </w:numPr>
       </w:pPr>
       <w:r>
@@ -1768,11 +1783,11 @@
         <w:pStyle w:val="Compact"/>
         <w:numPr>
           <w:ilvl w:val="0"/>
-          <w:numId w:val="1010"/>
-        </w:numPr>
-      </w:pPr>
-      <w:r>
-        <w:t xml:space="preserve">Aucune clause d’exclusivité — [Nom de l’entreprise VTC] peut continuer à acheter hors Pièces si elle le souhaite (mais perd la visibilité consolidée et la facturation normalisée sur ces achats).</w:t>
+          <w:numId w:val="1011"/>
+        </w:numPr>
+      </w:pPr>
+      <w:r>
+        <w:t xml:space="preserve">Aucune clause d'exclusivité — [Nom de l'entreprise VTC] peut continuer à acheter hors Pièces si elle le souhaite (mais perd la visibilité consolidée et la facturation normalisée sur ces achats).</w:t>
       </w:r>
     </w:p>
     <w:p>
@@ -1783,7 +1798,7 @@
       </w:r>
     </w:p>
     <w:bookmarkEnd w:id="36"/>
-    <w:bookmarkStart w:id="37" w:name="recommandation-pièces"/>
+    <w:bookmarkStart w:id="37" w:name="Xadb8d9e5dde7d0b2d453665ba72395db9cd303c"/>
     <w:p>
       <w:pPr>
         <w:pStyle w:val="Heading2"/>
@@ -1797,7 +1812,7 @@
         <w:pStyle w:val="FirstParagraph"/>
       </w:pPr>
       <w:r>
-        <w:t xml:space="preserve">Pour une flotte VTC de 6 000 véhicules en Côte d’Ivoire, Pièces recommande :</w:t>
+        <w:t xml:space="preserve">Pour une flotte VTC de 6 000 véhicules en Côte d'Ivoire, Pièces recommande :</w:t>
       </w:r>
     </w:p>
     <w:p>
@@ -1828,7 +1843,7 @@
         <w:t xml:space="preserve"> </w:t>
       </w:r>
       <w:r>
-        <w:t xml:space="preserve">recette mieux suivie. À 12 mois, basculer 1 000 à 2 000 véhicules les plus exposés à l’immobilisation (zones intenses, véhicules récents à forte rentabilité au quotidien) en</w:t>
+        <w:t xml:space="preserve">recette mieux suivie. À 12 mois, basculer 1 000 à 2 000 véhicules les plus exposés à l'immobilisation (zones intenses, véhicules récents à forte rentabilité au quotidien) en</w:t>
       </w:r>
       <w:r>
         <w:t xml:space="preserve"> </w:t>
@@ -1852,7 +1867,7 @@
         <w:pStyle w:val="BodyText"/>
       </w:pPr>
       <w:r>
-        <w:t xml:space="preserve">Cette approche progressive permet de valider l’économie réelle avant d’engager le tier supérieur sur tout le parc.</w:t>
+        <w:t xml:space="preserve">Cette approche progressive permet de valider l'économie réelle avant d'engager le tier supérieur sur tout le parc.</w:t>
       </w:r>
     </w:p>
     <w:p>
@@ -1863,7 +1878,7 @@
       </w:r>
     </w:p>
     <w:bookmarkEnd w:id="37"/>
-    <w:bookmarkStart w:id="38" w:name="conditions-de-signature"/>
+    <w:bookmarkStart w:id="38" w:name="X04269a78f9844372bccf02515e9d04fef119bb7"/>
     <w:p>
       <w:pPr>
         <w:pStyle w:val="Heading2"/>
@@ -1877,7 +1892,7 @@
         <w:pStyle w:val="Compact"/>
         <w:numPr>
           <w:ilvl w:val="0"/>
-          <w:numId w:val="1011"/>
+          <w:numId w:val="1012"/>
         </w:numPr>
       </w:pPr>
       <w:r>
@@ -1905,11 +1920,11 @@
         <w:pStyle w:val="Compact"/>
         <w:numPr>
           <w:ilvl w:val="0"/>
-          <w:numId w:val="1011"/>
-        </w:numPr>
-      </w:pPr>
-      <w:r>
-        <w:t xml:space="preserve">L’offre est soumise à une</w:t>
+          <w:numId w:val="1012"/>
+        </w:numPr>
+      </w:pPr>
+      <w:r>
+        <w:t xml:space="preserve">L'offre est soumise à une</w:t>
       </w:r>
       <w:r>
         <w:t xml:space="preserve"> </w:t>
@@ -1933,11 +1948,11 @@
         <w:pStyle w:val="Compact"/>
         <w:numPr>
           <w:ilvl w:val="0"/>
-          <w:numId w:val="1011"/>
-        </w:numPr>
-      </w:pPr>
-      <w:r>
-        <w:t xml:space="preserve">Un contrat-cadre détaillé sera produit à l’issue de la phase de déploiement initial, reprenant les conditions de cette offre et les ajustements opérationnels constatés.</w:t>
+          <w:numId w:val="1012"/>
+        </w:numPr>
+      </w:pPr>
+      <w:r>
+        <w:t xml:space="preserve">Un contrat-cadre détaillé sera produit à l'issue de la phase de déploiement initial, reprenant les conditions de cette offre et les ajustements opérationnels constatés.</w:t>
       </w:r>
     </w:p>
     <w:p>
@@ -1948,7 +1963,7 @@
       </w:r>
     </w:p>
     <w:bookmarkEnd w:id="38"/>
-    <w:bookmarkStart w:id="39" w:name="contact"/>
+    <w:bookmarkStart w:id="40" w:name="X5dd80f53d02925f270703a35b97d600acb1d2bf"/>
     <w:p>
       <w:pPr>
         <w:pStyle w:val="Heading2"/>
@@ -1977,9 +1992,14 @@
       <w:r>
         <w:t xml:space="preserve"> </w:t>
       </w:r>
-      <w:r>
-        <w:t xml:space="preserve">fernando.kouame@gmail.com</w:t>
-      </w:r>
+      <w:hyperlink r:id="rId39">
+        <w:r>
+          <w:rPr>
+            <w:rStyle w:val="Hyperlink"/>
+          </w:rPr>
+          <w:t xml:space="preserve">fernando.kouame@gmail.com</w:t>
+        </w:r>
+      </w:hyperlink>
     </w:p>
     <w:p>
       <w:pPr>
@@ -1993,8 +2013,8 @@
         <w:t xml:space="preserve">Document confidentiel · diffusion restreinte · ne pas reproduire sans accord écrit de Pièces.ci. Référence interne : PCS-VTC-2026-06-001.</w:t>
       </w:r>
     </w:p>
-    <w:bookmarkEnd w:id="39"/>
     <w:bookmarkEnd w:id="40"/>
+    <w:bookmarkEnd w:id="41"/>
     <w:sectPr/>
   </w:body>
 </w:document>
@@ -2238,6 +2258,9 @@
     <w:abstractNumId w:val="991"/>
   </w:num>
   <w:num w:numId="1011">
+    <w:abstractNumId w:val="991"/>
+  </w:num>
+  <w:num w:numId="1012">
     <w:abstractNumId w:val="991"/>
   </w:num>
 </w:numbering>
